--- a/docs/操作マニュアル.docx
+++ b/docs/操作マニュアル.docx
@@ -66,7 +66,7 @@
         <w:jc w:val="center"/>
       </w:pPr>
       <w:r>
-        <w:t xml:space="preserve">第1.0版</w:t>
+        <w:t xml:space="preserve">第1.1版</w:t>
       </w:r>
     </w:p>
     <w:p>
@@ -190,7 +190,7 @@
         <w:ind w:left="240"/>
       </w:pPr>
       <w:r>
-        <w:t xml:space="preserve">4. ダッシュボード</w:t>
+        <w:t xml:space="preserve">4. ホーム</w:t>
       </w:r>
     </w:p>
     <w:p>
@@ -866,7 +866,7 @@
         <w:spacing w:after="80" w:line="300"/>
       </w:pPr>
       <w:r>
-        <w:t xml:space="preserve">「変更する」を押すと、数秒後にダッシュボードが開きます。</w:t>
+        <w:t xml:space="preserve">「変更」を押すと、数秒後にホーム画面が開きます。</w:t>
       </w:r>
     </w:p>
     <w:p>
@@ -891,7 +891,7 @@
         <w:spacing w:after="120" w:line="300"/>
       </w:pPr>
       <w:r>
-        <w:t xml:space="preserve">画面右上の自分の名前を押すと、パスワード変更画面が開きます。変更すると、他の端末でログインしていたセッションはすべて切れます。別のパソコンやスマートフォンでも使っている場合は、そちらでもう一度ログインし直してください。</w:t>
+        <w:t xml:space="preserve">画面右上の「ログイン：」の後ろにある自分の名前を押すと、パスワード変更画面が開きます。変更すると、他の端末でログインしていたセッションはすべて切れます。別のパソコンやスマートフォンでも使っている場合は、そちらでもう一度ログインし直してください。</w:t>
       </w:r>
     </w:p>
     <w:p>
@@ -955,39 +955,39 @@
         <w:spacing w:after="120" w:line="300"/>
       </w:pPr>
       <w:r>
-        <w:t xml:space="preserve">画面は左のメニュー、上の検索ボックス、真ん中の内容の3つに分かれています。</w:t>
-      </w:r>
-    </w:p>
-    <w:p>
-      <w:pPr>
-        <w:spacing w:after="120" w:line="300"/>
-      </w:pPr>
-      <w:r>
-        <w:t xml:space="preserve">左のメニューには、ダッシュボード、顧客・取引先、案件、タスク、社内メモ・引き継ぎ、ファイルが並んでいます。その下の「管理」の欄には、自分のロールで見られるものだけが表示されます。閲覧のみのロールでは管理の欄自体が出ません。</w:t>
-      </w:r>
-    </w:p>
-    <w:p>
-      <w:pPr>
-        <w:spacing w:after="120" w:line="300"/>
-      </w:pPr>
-      <w:r>
-        <w:t xml:space="preserve">上の検索ボックスは、どの画面からでも使えます。使い方は「11. 検索」で説明します。</w:t>
-      </w:r>
-    </w:p>
-    <w:p>
-      <w:pPr>
-        <w:spacing w:after="120" w:line="300"/>
-      </w:pPr>
-      <w:r>
-        <w:t xml:space="preserve">右上には自分の名前とロールが出ています。名前を押すとパスワード変更、「ログアウト」でログアウトです。</w:t>
-      </w:r>
-    </w:p>
-    <w:p>
-      <w:pPr>
-        <w:spacing w:after="120" w:line="300"/>
-      </w:pPr>
-      <w:r>
-        <w:t xml:space="preserve">スマートフォンで開いたときはメニューが隠れます。左上の三本線を押すと出てきます。</w:t>
+        <w:t xml:space="preserve">画面は上の青い帯（システム名、検索欄、ログイン中のユーザー）、左のメニュー、真ん中の内容の3つに分かれています。</w:t>
+      </w:r>
+    </w:p>
+    <w:p>
+      <w:pPr>
+        <w:spacing w:after="120" w:line="300"/>
+      </w:pPr>
+      <w:r>
+        <w:t xml:space="preserve">左のメニューには、ホーム、顧客・取引先、案件、タスク、社内メモ・引き継ぎ、ファイルが並んでいます。その下の「管理」の欄には、自分のロールで見られるものだけが表示されます。閲覧のみのロールでは管理の欄自体が出ません。</w:t>
+      </w:r>
+    </w:p>
+    <w:p>
+      <w:pPr>
+        <w:spacing w:after="120" w:line="300"/>
+      </w:pPr>
+      <w:r>
+        <w:t xml:space="preserve">上の検索欄は、どの画面からでも使えます。使い方は「11. 検索」で説明します。</w:t>
+      </w:r>
+    </w:p>
+    <w:p>
+      <w:pPr>
+        <w:spacing w:after="120" w:line="300"/>
+      </w:pPr>
+      <w:r>
+        <w:t xml:space="preserve">右上には「ログイン：」に続けて自分の名前とロールが出ています。名前を押すとパスワード変更、「ログアウト」でログアウトです。</w:t>
+      </w:r>
+    </w:p>
+    <w:p>
+      <w:pPr>
+        <w:spacing w:after="120" w:line="300"/>
+      </w:pPr>
+      <w:r>
+        <w:t xml:space="preserve">スマートフォンで開いたときはメニューが隠れます。左上の「メニュー」を押すと出てきます。</w:t>
       </w:r>
     </w:p>
     <w:p>
@@ -1021,7 +1021,7 @@
         <w:spacing w:after="60" w:line="300"/>
       </w:pPr>
       <w:r>
-        <w:t xml:space="preserve">検索ボックスに入力すると、入力し終わってから少しして一覧が絞り込まれます。「条件をクリア」で元に戻ります。</w:t>
+        <w:t xml:space="preserve">一覧の上の枠にある「キーワード」に入力すると、入力し終わってから少しして一覧が絞り込まれます。プルダウンを変えるとすぐに絞り込まれます。「クリア」で元に戻ります。</w:t>
       </w:r>
     </w:p>
     <w:p>
@@ -1047,7 +1047,7 @@
         <w:spacing w:after="60" w:line="300"/>
       </w:pPr>
       <w:r>
-        <w:t xml:space="preserve">一覧が長いときは、下のページ番号で移動します。</w:t>
+        <w:t xml:space="preserve">一覧が長いときは、下の「前へ」「次へ」やページ番号で移動します。全体の件数と表示中の範囲も下に出ています。</w:t>
       </w:r>
     </w:p>
     <w:p>
@@ -1063,15 +1063,15 @@
         <w:spacing w:after="120" w:line="300"/>
       </w:pPr>
       <w:r>
-        <w:t xml:space="preserve">入力に不備があると、保存されずにその項目の下に理由が出ます。入力した内容は消えないので、直して保存し直してください。必須の項目には「*」が付いています。</w:t>
-      </w:r>
-    </w:p>
-    <w:p>
-      <w:pPr>
-        <w:spacing w:after="120" w:line="300"/>
-      </w:pPr>
-      <w:r>
-        <w:t xml:space="preserve">「キャンセル」を押すと、入力した内容は破棄されます。</w:t>
+        <w:t xml:space="preserve">入力に不備があると、保存されずにその項目の下に理由が出ます。入力した内容は消えないので、直して保存し直してください。必須の項目には項目名の横に赤い「必須」の印が付いています。</w:t>
+      </w:r>
+    </w:p>
+    <w:p>
+      <w:pPr>
+        <w:spacing w:after="120" w:line="300"/>
+      </w:pPr>
+      <w:r>
+        <w:t xml:space="preserve">新しく登録するときのボタンは「登録」、直すときは「更新」です。「キャンセル」を押すと、入力した内容は破棄されて前の画面に戻ります。</w:t>
       </w:r>
     </w:p>
     <w:p>
@@ -1079,15 +1079,15 @@
         <w:pStyle w:val="Heading1"/>
       </w:pPr>
       <w:r>
-        <w:t xml:space="preserve">4. ダッシュボード</w:t>
-      </w:r>
-    </w:p>
-    <w:p>
-      <w:pPr>
-        <w:spacing w:after="120" w:line="300"/>
-      </w:pPr>
-      <w:r>
-        <w:t xml:space="preserve">ログインすると最初に開く画面です。朝一番にこの画面を見れば、今日やることの見当が付くようにしてあります。</w:t>
+        <w:t xml:space="preserve">4. ホーム</w:t>
+      </w:r>
+    </w:p>
+    <w:p>
+      <w:pPr>
+        <w:spacing w:after="120" w:line="300"/>
+      </w:pPr>
+      <w:r>
+        <w:t xml:space="preserve">ログインすると最初に開く画面です。朝一番にこの画面を見れば、今日やることの見当が付くようにしてあります。右上の「案件登録」「対応履歴登録」からは、この画面のまま登録ができます。</w:t>
       </w:r>
     </w:p>
     <w:p>
@@ -1095,15 +1095,15 @@
         <w:pStyle w:val="Heading2"/>
       </w:pPr>
       <w:r>
-        <w:t xml:space="preserve">4.1 今日のまとめ</w:t>
-      </w:r>
-    </w:p>
-    <w:p>
-      <w:pPr>
-        <w:spacing w:after="120" w:line="300"/>
-      </w:pPr>
-      <w:r>
-        <w:t xml:space="preserve">一番上に、期限を過ぎたタスクの件数、今日が期限のタスク、しばらく動きのない案件、納期が近い案件が一文でまとまっています。まず片付けるべきタスクがある場合は、その名前も出ます。</w:t>
+        <w:t xml:space="preserve">4.1 本日の状況</w:t>
+      </w:r>
+    </w:p>
+    <w:p>
+      <w:pPr>
+        <w:spacing w:after="120" w:line="300"/>
+      </w:pPr>
+      <w:r>
+        <w:t xml:space="preserve">一番上に、期限を過ぎたタスクの件数、今日が期限のタスク、しばらく動きのない案件、納期が近い案件が一文でまとまっています。自分の担当で期限を迎えているタスクがある場合は、その名前も出ます。</w:t>
       </w:r>
     </w:p>
     <w:p>
@@ -1111,15 +1111,15 @@
         <w:pStyle w:val="Heading2"/>
       </w:pPr>
       <w:r>
-        <w:t xml:space="preserve">4.2 数字のカード</w:t>
-      </w:r>
-    </w:p>
-    <w:p>
-      <w:pPr>
-        <w:spacing w:after="120" w:line="300"/>
-      </w:pPr>
-      <w:r>
-        <w:t xml:space="preserve">進行中の案件、期限超過のタスク、今週が期限のタスク、要確認の案件、自分の未完了タスクの5つです。押すと該当する一覧に飛びます。</w:t>
+        <w:t xml:space="preserve">4.2 集計</w:t>
+      </w:r>
+    </w:p>
+    <w:p>
+      <w:pPr>
+        <w:spacing w:after="120" w:line="300"/>
+      </w:pPr>
+      <w:r>
+        <w:t xml:space="preserve">右上の表に、進行中の案件、要確認の案件、期限超過のタスク、今週が期限のタスク、自分の未完了タスク、顧客・取引先の数が出ています。件数を押すと該当する一覧に飛びます。</w:t>
       </w:r>
     </w:p>
     <w:p>
@@ -1127,15 +1127,15 @@
         <w:pStyle w:val="Heading2"/>
       </w:pPr>
       <w:r>
-        <w:t xml:space="preserve">4.3 3日以内の期限・超過</w:t>
-      </w:r>
-    </w:p>
-    <w:p>
-      <w:pPr>
-        <w:spacing w:after="120" w:line="300"/>
-      </w:pPr>
-      <w:r>
-        <w:t xml:space="preserve">期限が近いタスクが並びます。左のチェックを入れると、その場で完了になります。案件名を押すと案件の詳細へ移動します。</w:t>
+        <w:t xml:space="preserve">4.3 期限が近いタスク</w:t>
+      </w:r>
+    </w:p>
+    <w:p>
+      <w:pPr>
+        <w:spacing w:after="120" w:line="300"/>
+      </w:pPr>
+      <w:r>
+        <w:t xml:space="preserve">3日以内に期限を迎えるタスクと、期限を過ぎたタスクが表になって並びます。左のチェックを入れると、その場で完了になります。案件名を押すと案件の詳細へ移動します。</w:t>
       </w:r>
     </w:p>
     <w:p>
@@ -1211,7 +1211,7 @@
         <w:spacing w:after="120" w:line="300"/>
       </w:pPr>
       <w:r>
-        <w:t xml:space="preserve">赤字の理由は急ぎ、黄色の理由は様子見です。赤いものから順に並んでいます。</w:t>
+        <w:t xml:space="preserve">「確認事項」の列が赤字のものは急ぎ、橙色のものは様子見です。赤いものから順に並んでいます。</w:t>
       </w:r>
     </w:p>
     <w:p>
@@ -1219,15 +1219,15 @@
         <w:pStyle w:val="Heading2"/>
       </w:pPr>
       <w:r>
-        <w:t xml:space="preserve">4.5 右側の欄</w:t>
-      </w:r>
-    </w:p>
-    <w:p>
-      <w:pPr>
-        <w:spacing w:after="120" w:line="300"/>
-      </w:pPr>
-      <w:r>
-        <w:t xml:space="preserve">案件のステータスごとの件数、今後14日間の期限の数（日付を押すとその日が期限のタスク一覧に飛びます）、担当者ごとの未完了タスクの数、最近の対応履歴、ピン留めされた社内メモが並びます。</w:t>
+        <w:t xml:space="preserve">4.5 そのほかの欄</w:t>
+      </w:r>
+    </w:p>
+    <w:p>
+      <w:pPr>
+        <w:spacing w:after="120" w:line="300"/>
+      </w:pPr>
+      <w:r>
+        <w:t xml:space="preserve">左下には最近の対応履歴、右側には案件のステータスごとの件数、担当者ごとの未完了タスクと期限超過の数、ピン留めされた社内メモが並びます。担当者の名前を押すと、その人のタスク一覧に飛びます。</w:t>
       </w:r>
     </w:p>
     <w:p>
@@ -1251,7 +1251,7 @@
         <w:spacing w:after="120" w:line="300"/>
       </w:pPr>
       <w:r>
-        <w:t xml:space="preserve">会社名、フリガナ、先方の担当者名、業種、タグで検索できます。種別（顧客／取引先／顧客・取引先）と社内担当で絞り込めます。並び替えは会社名（フリガナ順）、種別、業種、社内担当、進行中案件の数、登録日です。</w:t>
+        <w:t xml:space="preserve">会社名、フリガナ、先方の担当者名、業種、タグで検索できます。種別（顧客／取引先／顧客・取引先）と社内担当で絞り込めます。並び替えはコード、会社名（フリガナ順）、種別、業種、社内担当、進行中案件の数です。</w:t>
       </w:r>
     </w:p>
     <w:p>
@@ -1280,7 +1280,7 @@
         <w:spacing w:after="80" w:line="300"/>
       </w:pPr>
       <w:r>
-        <w:t xml:space="preserve">一覧右上の「＋ 新規追加」を押します。</w:t>
+        <w:t xml:space="preserve">一覧右上の「新規登録」を押します。</w:t>
       </w:r>
     </w:p>
     <w:p>
@@ -1332,7 +1332,7 @@
         <w:spacing w:after="80" w:line="300"/>
       </w:pPr>
       <w:r>
-        <w:t xml:space="preserve">「追加する」を押すと、コード（C-0001 のような番号）が自動で付いて、詳細画面が開きます。</w:t>
+        <w:t xml:space="preserve">「登録」を押すと、コード（C-0001 のような番号）が自動で付いて、詳細画面が開きます。</w:t>
       </w:r>
     </w:p>
     <w:p>
@@ -1348,15 +1348,15 @@
         <w:spacing w:after="120" w:line="300"/>
       </w:pPr>
       <w:r>
-        <w:t xml:space="preserve">左側にその会社の案件と対応履歴、右側に基本情報、ファイル、社内メモが並びます。対応履歴は、その会社の案件に付けた履歴も含めてまとめて見られます。</w:t>
-      </w:r>
-    </w:p>
-    <w:p>
-      <w:pPr>
-        <w:spacing w:after="120" w:line="300"/>
-      </w:pPr>
-      <w:r>
-        <w:t xml:space="preserve">基本情報の中の「社内メモ」（黄色い枠）は、担当が変わっても引き継がれる注意書きです。請求の締め日、連絡が取りやすい手段、先方の好みなど、口頭で伝わりがちなことをここに書いておいてください。</w:t>
+        <w:t xml:space="preserve">上に基本情報、その下にその会社の案件、対応履歴、社内メモ、右側にファイルと変更履歴が並びます。対応履歴は、その会社の案件に付けた履歴も含めてまとめて見られます。</w:t>
+      </w:r>
+    </w:p>
+    <w:p>
+      <w:pPr>
+        <w:spacing w:after="120" w:line="300"/>
+      </w:pPr>
+      <w:r>
+        <w:t xml:space="preserve">基本情報の下にある「社内メモ」は、担当が変わっても引き継がれる注意書きです。請求の締め日、連絡が取りやすい手段、先方の好みなど、口頭で伝わりがちなことをここに書いておいてください。</w:t>
       </w:r>
     </w:p>
     <w:p>
@@ -1722,7 +1722,7 @@
         <w:spacing w:after="120" w:line="300"/>
       </w:pPr>
       <w:r>
-        <w:t xml:space="preserve">一覧の右上で「一覧」と「ボード」を切り替えられます。一覧は表形式で、並び替えと絞り込みができます。ボードはステータスごとの列にカードが並びます。カードを別の列にドラッグすると、その場でステータスが変わり、変更履歴に残ります。</w:t>
+        <w:t xml:space="preserve">絞り込みの枠にある「表示」で「一覧」と「ボード」を切り替えられます。一覧は表形式で、並び替えと絞り込みができます。ボードはステータスごとの列に案件が並びます。案件を別の列にドラッグすると、その場でステータスが変わり、変更履歴に残ります。</w:t>
       </w:r>
     </w:p>
     <w:p>
@@ -1738,7 +1738,7 @@
         <w:spacing w:after="120" w:line="300"/>
       </w:pPr>
       <w:r>
-        <w:t xml:space="preserve">一覧の右端に三角のマークが付いている案件は「要確認」です。マークにマウスを乗せると理由が出ます。</w:t>
+        <w:t xml:space="preserve">一覧の右端の「要確認」の列に、期限超過や放置などの理由が出ます。空欄なら問題ありません。</w:t>
       </w:r>
     </w:p>
     <w:p>
@@ -1759,7 +1759,7 @@
         <w:spacing w:after="80" w:line="300"/>
       </w:pPr>
       <w:r>
-        <w:t xml:space="preserve">「＋ 案件を追加」を押します。顧客の詳細画面から押した場合は、その顧客が選ばれた状態で開きます。</w:t>
+        <w:t xml:space="preserve">一覧右上の「新規登録」を押します。顧客の詳細画面の「案件登録」から押した場合は、その顧客が選ばれた状態で開きます。</w:t>
       </w:r>
     </w:p>
     <w:p>
@@ -1824,7 +1824,7 @@
         <w:spacing w:after="80" w:line="300"/>
       </w:pPr>
       <w:r>
-        <w:t xml:space="preserve">「追加する」を押すと、コード（PJ-0001 のような番号）が付いて詳細画面が開きます。</w:t>
+        <w:t xml:space="preserve">「登録」を押すと、コード（PJ-0001 のような番号）が付いて詳細画面が開きます。</w:t>
       </w:r>
     </w:p>
     <w:p>
@@ -1840,15 +1840,15 @@
         <w:spacing w:after="120" w:line="300"/>
       </w:pPr>
       <w:r>
-        <w:t xml:space="preserve">上に要確認の理由、その下に概要、タスク、対応履歴、社内メモ、右側に案件情報、ファイル、変更履歴が並びます。</w:t>
-      </w:r>
-    </w:p>
-    <w:p>
-      <w:pPr>
-        <w:spacing w:after="120" w:line="300"/>
-      </w:pPr>
-      <w:r>
-        <w:t xml:space="preserve">ステータスは案件名の下のプルダウンで変えられます。編集画面を開かなくても、その場で切り替わります。</w:t>
+        <w:t xml:space="preserve">上に要確認の理由、その下に基本情報と概要、タスク、対応履歴、社内メモ、右側に先方窓口、ファイル、変更履歴が並びます。</w:t>
+      </w:r>
+    </w:p>
+    <w:p>
+      <w:pPr>
+        <w:spacing w:after="120" w:line="300"/>
+      </w:pPr>
+      <w:r>
+        <w:t xml:space="preserve">ステータスは基本情報の中のプルダウンで変えられます。編集画面を開かなくても、その場で切り替わります。</w:t>
       </w:r>
     </w:p>
     <w:p>
@@ -1896,7 +1896,7 @@
         <w:spacing w:after="120" w:line="300"/>
       </w:pPr>
       <w:r>
-        <w:t xml:space="preserve">期限超過、今日、今週、来週以降、期限なし、完了の順にまとまって表示されます。上の切り替えで「未完了」「自分の担当」「期限超過」「今週」「すべて」を選べます。担当者と案件でも絞り込めます。</w:t>
+        <w:t xml:space="preserve">期限超過、本日、今週、来週以降、期限なし、完了の順にまとまって表示されます。上の「表示」で「未完了」「自分の担当」「期限超過」「今週」「すべて」を選べます。担当者と案件でも絞り込めます。</w:t>
       </w:r>
     </w:p>
     <w:p>
@@ -1912,7 +1912,7 @@
         <w:spacing w:after="120" w:line="300"/>
       </w:pPr>
       <w:r>
-        <w:t xml:space="preserve">「＋ タスクを追加」を押すと小さな入力画面が開きます。タスク名だけが必須で、案件・担当・期限は後からでも付けられます。案件の詳細画面から追加した場合は、案件と担当が最初から入っています。</w:t>
+        <w:t xml:space="preserve">「タスク登録」を押すと小さな入力画面が開きます。タスク名だけが必須で、案件・担当・期限は後からでも付けられます。案件の詳細画面から追加した場合は、案件と担当が最初から入っています。</w:t>
       </w:r>
     </w:p>
     <w:p>
@@ -1944,7 +1944,7 @@
         <w:spacing w:after="120" w:line="300"/>
       </w:pPr>
       <w:r>
-        <w:t xml:space="preserve">行にマウスを乗せると右端に編集と削除のボタンが出ます。スマートフォンでは行を長押しせず、行の右端を押してください。</w:t>
+        <w:t xml:space="preserve">行の右端の「編集」「削除」を押します。閲覧のみのロールでは表示されません。</w:t>
       </w:r>
     </w:p>
     <w:p>
@@ -1976,7 +1976,7 @@
         <w:spacing w:after="120" w:line="300"/>
       </w:pPr>
       <w:r>
-        <w:t xml:space="preserve">案件の詳細画面、または顧客の詳細画面の「対応履歴」の一番下に入力欄があります。種別を選び、日時（そのときの時刻が入っています）を必要なら直し、内容を書いて「記録する」を押します。</w:t>
+        <w:t xml:space="preserve">案件の詳細画面、または顧客の詳細画面の「対応履歴」の一番下に入力欄があります。種別を選び、日時（そのときの時刻が入っています）を必要なら直し、内容を書いて「登録」を押します。</w:t>
       </w:r>
     </w:p>
     <w:p>
@@ -1992,7 +1992,7 @@
         <w:spacing w:after="120" w:line="300"/>
       </w:pPr>
       <w:r>
-        <w:t xml:space="preserve">案件に関係のないやりとり（新しい部門を紹介された、担当者が変わった、など）は、顧客の詳細画面から記録してください。ダッシュボードの「対応履歴を記録」からは、案件か顧客を選んで記録できます。</w:t>
+        <w:t xml:space="preserve">案件に関係のないやりとり（新しい部門を紹介された、担当者が変わった、など）は、顧客の詳細画面から記録してください。ホームの「対応履歴登録」からは、案件か顧客を選んで記録できます。</w:t>
       </w:r>
     </w:p>
     <w:p>
@@ -2008,7 +2008,7 @@
         <w:spacing w:after="120" w:line="300"/>
       </w:pPr>
       <w:r>
-        <w:t xml:space="preserve">履歴にマウスを乗せると編集と削除のボタンが出ます。誰が直しても変更履歴に残ります。</w:t>
+        <w:t xml:space="preserve">表の右端の「編集」「削除」を押します。誰が直しても変更履歴に残ります。</w:t>
       </w:r>
     </w:p>
     <w:p>
@@ -2254,15 +2254,15 @@
         <w:spacing w:after="120" w:line="300"/>
       </w:pPr>
       <w:r>
-        <w:t xml:space="preserve">メモ一覧の「＋ メモを追加」か、案件・顧客の詳細画面の「＋ メモ」「引き継ぎを書く」から書きます。案件や顧客から書き始めると、紐づけ先が最初から入っています。</w:t>
-      </w:r>
-    </w:p>
-    <w:p>
-      <w:pPr>
-        <w:spacing w:after="120" w:line="300"/>
-      </w:pPr>
-      <w:r>
-        <w:t xml:space="preserve">「ダッシュボードにピン留めする」にチェックを入れると、全員のダッシュボードに出ます。全員に読んでほしいルールや、今まさに進んでいる引き継ぎに使ってください。用が済んだらピンを外します。</w:t>
+        <w:t xml:space="preserve">メモ一覧の「新規登録」か、案件・顧客の詳細画面の「メモ登録」「引き継ぎメモ登録」から書きます。案件や顧客から書き始めると、紐づけ先が最初から入っています。</w:t>
+      </w:r>
+    </w:p>
+    <w:p>
+      <w:pPr>
+        <w:spacing w:after="120" w:line="300"/>
+      </w:pPr>
+      <w:r>
+        <w:t xml:space="preserve">「ピン留め」の「ホーム画面に表示する」にチェックを入れると、全員のホームに出ます。全員に読んでほしいルールや、今まさに進んでいる引き継ぎに使ってください。用が済んだら、メモの右上の「ピン留め解除」で外します。</w:t>
       </w:r>
     </w:p>
     <w:p>
@@ -2278,7 +2278,7 @@
         <w:spacing w:after="120" w:line="300"/>
       </w:pPr>
       <w:r>
-        <w:t xml:space="preserve">案件の詳細画面の「引き継ぎメモを下書き」を押すと、その案件の対応履歴、未完了タスク、社内メモ、資料をもとに、引き継ぎメモの下書きが出てきます。案件の状況、直近の対応、未完了タスク、注意点、次にやること、の順で組み立てられています。</w:t>
+        <w:t xml:space="preserve">案件の詳細画面の「引き継ぎメモ作成」を押すと、その案件の対応履歴、未完了タスク、社内メモ、資料をもとに、引き継ぎメモの下書きが出てきます。案件の状況、直近の対応、未完了タスク、注意点、次にやること、の順で組み立てられています。</w:t>
       </w:r>
     </w:p>
     <w:p>
@@ -2335,7 +2335,7 @@
         <w:spacing w:after="120" w:line="300"/>
       </w:pPr>
       <w:r>
-        <w:t xml:space="preserve">案件か顧客の詳細画面の「ファイル」の欄にある「＋ 追加」を押し、ファイルを選びます。一度に複数選べます。ファイル一覧の「＋ ファイルを追加」から追加する場合は、紐づけ先の案件か顧客を選んでください。</w:t>
+        <w:t xml:space="preserve">案件か顧客の詳細画面の「ファイル」の欄にある「追加」を押し、ファイルを選びます。一度に複数選べます。ファイル一覧の「ファイル追加」から追加する場合は、紐づけ先の案件か顧客を選んでください。</w:t>
       </w:r>
     </w:p>
     <w:p>
@@ -2359,7 +2359,7 @@
         <w:spacing w:after="120" w:line="300"/>
       </w:pPr>
       <w:r>
-        <w:t xml:space="preserve">同じ案件（または同じ顧客）に、同じ名前のファイルをもう一度追加すると、上書きではなく「v2」「v3」として保存されます。前の版は「過去の版」を開くと取り出せます。見積書を何度か出し直すような場面で、どれが最新か迷わなくなります。</w:t>
+        <w:t xml:space="preserve">同じ案件（または同じ顧客）に、同じ名前のファイルをもう一度追加すると、上書きではなく「第2版」「第3版」として保存されます。前の版は「過去の版」を開くと取り出せます。見積書を何度か出し直すような場面で、どれが最新か迷わなくなります。</w:t>
       </w:r>
     </w:p>
     <w:p>
@@ -2383,7 +2383,7 @@
         <w:spacing w:after="120" w:line="300"/>
       </w:pPr>
       <w:r>
-        <w:t xml:space="preserve">ファイル名を押すとダウンロードされます。削除は版ごとにできます。最新版を消しても、前の版が残っていればそれが最新になります。</w:t>
+        <w:t xml:space="preserve">ファイル名か「ダウンロード」を押すとダウンロードされます。削除は版ごとにできます。最新版を消しても、前の版が残っていればそれが最新になります。</w:t>
       </w:r>
     </w:p>
     <w:p>
@@ -2415,7 +2415,7 @@
         <w:spacing w:after="120" w:line="300"/>
       </w:pPr>
       <w:r>
-        <w:t xml:space="preserve">上の検索ボックスに文字を入れると、顧客・取引先、案件、タスク、社内メモ、ファイル、対応履歴を横断して候補が出ます。候補を押すとその画面に移動します。Enter を押すと検索結果の一覧ページが開きます。</w:t>
+        <w:t xml:space="preserve">上の検索欄に文字を入れると、顧客・取引先、案件、タスク、社内メモ、ファイル、対応履歴を横断して候補が出ます。候補を押すとその画面に移動します。「検索」を押すと検索結果の一覧ページが開きます。</w:t>
       </w:r>
     </w:p>
     <w:p>
@@ -2512,7 +2512,7 @@
         <w:spacing w:after="120" w:line="300"/>
       </w:pPr>
       <w:r>
-        <w:t xml:space="preserve">担当者の名前、顧客名、ステータス、期限（今日／今週／来週／今月／期限切れ）、種類（タスク／案件／顧客／ファイル／メモ）を読み取って条件に変えます。どう読み取ったかは、候補の上に「担当：田中 大輔」のように出ます。思った条件と違うときは、言い方を変えてみてください。</w:t>
+        <w:t xml:space="preserve">担当者の名前、顧客名、ステータス、期限（今日／今週／来週／今月／期限切れ）、種類（タスク／案件／顧客／ファイル／メモ）を読み取って条件に変えます。どう読み取ったかは、候補の上に「検索条件：担当：田中 大輔」のように出ます。思った条件と違うときは、言い方を変えてみてください。</w:t>
       </w:r>
     </w:p>
     <w:p>
@@ -2573,7 +2573,7 @@
         <w:spacing w:after="80" w:line="300"/>
       </w:pPr>
       <w:r>
-        <w:t xml:space="preserve">「取り込む」を押し、Excel の表をコピーして貼り付けるか、CSV ファイルを選びます。1行目は見出しにしてください。列の並びは自由です。</w:t>
+        <w:t xml:space="preserve">「取込」を押し、CSV ファイルを選ぶか、Excel の表をコピーして貼り付けます。1行目は見出しにしてください。列の並びは自由です。</w:t>
       </w:r>
     </w:p>
     <w:p>
@@ -2586,7 +2586,7 @@
         <w:spacing w:after="80" w:line="300"/>
       </w:pPr>
       <w:r>
-        <w:t xml:space="preserve">「プレビュー」を押すと、見出しから取り込み先を自動で推測した結果が表に出ます。違っていればプルダウンで直します。「*」の付いた項目は必ず対応づけてください。</w:t>
+        <w:t xml:space="preserve">「プレビュー」を押すと、見出しから取り込み先を自動で推測した結果が表に出ます。違っていればプルダウンで直します。「（必須）」の付いた項目は必ず対応づけてください。</w:t>
       </w:r>
     </w:p>
     <w:p>
@@ -2599,7 +2599,7 @@
         <w:spacing w:after="80" w:line="300"/>
       </w:pPr>
       <w:r>
-        <w:t xml:space="preserve">「○件を取り込む」を押します。エラーのある行があれば、行番号と理由が出て、何も取り込まれません。元の表を直して貼り直すか、「エラー行を飛ばして取り込む」にチェックを入れて、正しい行だけ取り込みます。</w:t>
+        <w:t xml:space="preserve">「取込実行」を押します。エラーのある行があれば、行番号と理由が出て、何も取り込まれません。元の表を直して貼り直すか、「エラー行を飛ばして取り込む」にチェックを入れて、正しい行だけ取り込みます。</w:t>
       </w:r>
     </w:p>
     <w:p>
@@ -2874,7 +2874,7 @@
                 <w:b w:val="false"/>
                 <w:bCs w:val="false"/>
               </w:rPr>
-              <w:t xml:space="preserve">案件の取り込みで、顧客が未登録です。先に顧客を取り込むか、「見つからない顧客は新規作成する」にチェックを入れます</w:t>
+              <w:t xml:space="preserve">案件の取り込みで、顧客が未登録です。先に顧客を取り込むか、「登録のない顧客は新規登録する」にチェックを入れます</w:t>
             </w:r>
           </w:p>
         </w:tc>
@@ -2986,7 +2986,7 @@
         <w:spacing w:after="120" w:line="300"/>
       </w:pPr>
       <w:r>
-        <w:t xml:space="preserve">「テンプレートをダウンロード」を押すと、見出しの入ったサンプルの CSV が取れます。迷ったらこれに合わせて作ってください。文字コードは UTF-8 でも Shift_JIS（Excel が保存する形式）でも読めます。</w:t>
+        <w:t xml:space="preserve">「取込用テンプレート（CSV）をダウンロード」を押すと、見出しの入ったサンプルの CSV が取れます。迷ったらこれに合わせて作ってください。文字コードは UTF-8 でも Shift_JIS（Excel が保存する形式）でも読めます。</w:t>
       </w:r>
     </w:p>
     <w:p>
@@ -3099,7 +3099,7 @@
         <w:spacing w:after="80" w:line="300"/>
       </w:pPr>
       <w:r>
-        <w:t xml:space="preserve">「ユーザー・権限」を開き、「＋ ユーザーを招待」を押します。</w:t>
+        <w:t xml:space="preserve">「ユーザー・権限」を開き、「ユーザー登録」を押します。</w:t>
       </w:r>
     </w:p>
     <w:p>
@@ -3112,7 +3112,7 @@
         <w:spacing w:after="80" w:line="300"/>
       </w:pPr>
       <w:r>
-        <w:t xml:space="preserve">名前、メールアドレス、所属、ロールを入力して「招待する」を押します。</w:t>
+        <w:t xml:space="preserve">氏名、メールアドレス、所属、ロールを入力して「登録」を押します。</w:t>
       </w:r>
     </w:p>
     <w:p>
@@ -3194,7 +3194,7 @@
         <w:spacing w:after="120" w:line="300"/>
       </w:pPr>
       <w:r>
-        <w:t xml:space="preserve">「PW再発行」を押すと、新しい仮パスワードが表示され、本人のログイン中のセッションは切れます。本人に伝えて、初回ログインでパスワードを変えてもらってください。</w:t>
+        <w:t xml:space="preserve">「パスワード再発行」を押すと、新しい仮パスワードが表示され、本人のログイン中のセッションは切れます。本人に伝えて、初回ログインでパスワードを変えてもらってください。</w:t>
       </w:r>
     </w:p>
     <w:p>
@@ -3488,7 +3488,7 @@
                 <w:b w:val="false"/>
                 <w:bCs w:val="false"/>
               </w:rPr>
-              <w:t xml:space="preserve">ステータスの絞り込みが「進行中・見込み・保留」になっていて、完了や失注が隠れていることがあります。「すべてのステータス」にしてみてください</w:t>
+              <w:t xml:space="preserve">ステータスの絞り込みが「進行中・見込み・保留」になっていて、完了や失注が隠れていることがあります。ステータスを「すべて」にしてみてください</w:t>
             </w:r>
           </w:p>
         </w:tc>
@@ -5205,6 +5205,77 @@
                 <w:bCs w:val="false"/>
               </w:rPr>
               <w:t xml:space="preserve">初版</w:t>
+            </w:r>
+          </w:p>
+        </w:tc>
+      </w:tr>
+      <w:tr>
+        <w:tc>
+          <w:tcPr>
+            <w:tcW w:type="dxa" w:w="0"/>
+            <w:tcMar>
+              <w:top w:type="dxa" w:w="60"/>
+              <w:left w:type="dxa" w:w="100"/>
+              <w:bottom w:type="dxa" w:w="60"/>
+              <w:right w:type="dxa" w:w="100"/>
+            </w:tcMar>
+          </w:tcPr>
+          <w:p>
+            <w:pPr>
+              <w:spacing w:after="0" w:line="276"/>
+            </w:pPr>
+            <w:r>
+              <w:rPr>
+                <w:b w:val="false"/>
+                <w:bCs w:val="false"/>
+              </w:rPr>
+              <w:t xml:space="preserve">1.1</w:t>
+            </w:r>
+          </w:p>
+        </w:tc>
+        <w:tc>
+          <w:tcPr>
+            <w:tcW w:type="dxa" w:w="0"/>
+            <w:tcMar>
+              <w:top w:type="dxa" w:w="60"/>
+              <w:left w:type="dxa" w:w="100"/>
+              <w:bottom w:type="dxa" w:w="60"/>
+              <w:right w:type="dxa" w:w="100"/>
+            </w:tcMar>
+          </w:tcPr>
+          <w:p>
+            <w:pPr>
+              <w:spacing w:after="0" w:line="276"/>
+            </w:pPr>
+            <w:r>
+              <w:rPr>
+                <w:b w:val="false"/>
+                <w:bCs w:val="false"/>
+              </w:rPr>
+              <w:t xml:space="preserve">2026年9月18日</w:t>
+            </w:r>
+          </w:p>
+        </w:tc>
+        <w:tc>
+          <w:tcPr>
+            <w:tcW w:type="dxa" w:w="0"/>
+            <w:tcMar>
+              <w:top w:type="dxa" w:w="60"/>
+              <w:left w:type="dxa" w:w="100"/>
+              <w:bottom w:type="dxa" w:w="60"/>
+              <w:right w:type="dxa" w:w="100"/>
+            </w:tcMar>
+          </w:tcPr>
+          <w:p>
+            <w:pPr>
+              <w:spacing w:after="0" w:line="276"/>
+            </w:pPr>
+            <w:r>
+              <w:rPr>
+                <w:b w:val="false"/>
+                <w:bCs w:val="false"/>
+              </w:rPr>
+              <w:t xml:space="preserve">画面の見直しに合わせてボタン名・画面名を修正</w:t>
             </w:r>
           </w:p>
         </w:tc>

--- a/docs/操作マニュアル.docx
+++ b/docs/操作マニュアル.docx
@@ -66,7 +66,7 @@
         <w:jc w:val="center"/>
       </w:pPr>
       <w:r>
-        <w:t xml:space="preserve">第1.1版</w:t>
+        <w:t xml:space="preserve">第1.2版</w:t>
       </w:r>
     </w:p>
     <w:p>
@@ -827,7 +827,7 @@
         <w:spacing w:after="120" w:line="300"/>
       </w:pPr>
       <w:r>
-        <w:t xml:space="preserve">管理者からメールアドレスと仮パスワードを受け取ってください。ログイン画面でその2つを入力すると、パスワードの変更画面が開きます。仮パスワードのままでは使い始められないので、この場で自分のパスワードを決めてください。</w:t>
+        <w:t xml:space="preserve">管理者からログインIDと仮パスワードを受け取ってください。ログインIDは「yamada」のような半角の英数字です（メールアドレスではありません）。ログイン画面でその2つを入力すると、パスワードの変更画面が開きます。仮パスワードのままでは使い始められないので、この場で自分のパスワードを決めてください。</w:t>
       </w:r>
     </w:p>
     <w:p>
@@ -840,7 +840,7 @@
         <w:spacing w:after="80" w:line="300"/>
       </w:pPr>
       <w:r>
-        <w:t xml:space="preserve">ログイン画面でメールアドレスと仮パスワードを入力し、「ログイン」を押します。</w:t>
+        <w:t xml:space="preserve">ログイン画面でログインIDと仮パスワードを入力し、「ログイン」を押します。大文字・小文字は区別しません。</w:t>
       </w:r>
     </w:p>
     <w:p>
@@ -853,7 +853,7 @@
         <w:spacing w:after="80" w:line="300"/>
       </w:pPr>
       <w:r>
-        <w:t xml:space="preserve">「今のパスワード」に仮パスワードを、「新しいパスワード」に自分で決めたパスワードを2回入力します。8文字以上にしてください。</w:t>
+        <w:t xml:space="preserve">「現在のパスワード」に仮パスワードを、「新しいパスワード」に自分で決めたパスワードを2回入力します。8文字以上にしてください。</w:t>
       </w:r>
     </w:p>
     <w:p>
@@ -923,7 +923,7 @@
         <w:spacing w:after="120" w:line="300"/>
       </w:pPr>
       <w:r>
-        <w:t xml:space="preserve">同じメールアドレスで5回続けて失敗すると、15分間ログインできなくなります。パスワードが分からなくなったときは、無理に試さずに管理者へ連絡したほうが早いです。</w:t>
+        <w:t xml:space="preserve">同じログインIDで5回続けて失敗すると、15分間ログインできなくなります。パスワードが分からなくなったときは、無理に試さずに管理者へ連絡したほうが早いです。</w:t>
       </w:r>
     </w:p>
     <w:p>
@@ -3112,7 +3112,7 @@
         <w:spacing w:after="80" w:line="300"/>
       </w:pPr>
       <w:r>
-        <w:t xml:space="preserve">氏名、メールアドレス、所属、ロールを入力して「登録」を押します。</w:t>
+        <w:t xml:space="preserve">氏名、ログインID、所属、ロールを入力して「登録」を押します。ログインIDは半角の英数字（3〜30文字。ピリオド、アンダーバー、ハイフンも可）で、「yamada」「y.tanaka」のように本人が覚えやすいものにしてください。</w:t>
       </w:r>
     </w:p>
     <w:p>
@@ -3125,7 +3125,7 @@
         <w:spacing w:after="80" w:line="300"/>
       </w:pPr>
       <w:r>
-        <w:t xml:space="preserve">仮パスワードが表示されます。この画面を閉じると二度と表示されないので、本人に直接伝えてください。メールは自動送信されません。</w:t>
+        <w:t xml:space="preserve">ログインIDと仮パスワードが表示されます。この画面を閉じると仮パスワードは二度と表示されないので、本人に直接伝えてください。メールは自動送信されません。</w:t>
       </w:r>
     </w:p>
     <w:p>
@@ -5276,6 +5276,77 @@
                 <w:bCs w:val="false"/>
               </w:rPr>
               <w:t xml:space="preserve">画面の見直しに合わせてボタン名・画面名を修正</w:t>
+            </w:r>
+          </w:p>
+        </w:tc>
+      </w:tr>
+      <w:tr>
+        <w:tc>
+          <w:tcPr>
+            <w:tcW w:type="dxa" w:w="0"/>
+            <w:tcMar>
+              <w:top w:type="dxa" w:w="60"/>
+              <w:left w:type="dxa" w:w="100"/>
+              <w:bottom w:type="dxa" w:w="60"/>
+              <w:right w:type="dxa" w:w="100"/>
+            </w:tcMar>
+          </w:tcPr>
+          <w:p>
+            <w:pPr>
+              <w:spacing w:after="0" w:line="276"/>
+            </w:pPr>
+            <w:r>
+              <w:rPr>
+                <w:b w:val="false"/>
+                <w:bCs w:val="false"/>
+              </w:rPr>
+              <w:t xml:space="preserve">1.2</w:t>
+            </w:r>
+          </w:p>
+        </w:tc>
+        <w:tc>
+          <w:tcPr>
+            <w:tcW w:type="dxa" w:w="0"/>
+            <w:tcMar>
+              <w:top w:type="dxa" w:w="60"/>
+              <w:left w:type="dxa" w:w="100"/>
+              <w:bottom w:type="dxa" w:w="60"/>
+              <w:right w:type="dxa" w:w="100"/>
+            </w:tcMar>
+          </w:tcPr>
+          <w:p>
+            <w:pPr>
+              <w:spacing w:after="0" w:line="276"/>
+            </w:pPr>
+            <w:r>
+              <w:rPr>
+                <w:b w:val="false"/>
+                <w:bCs w:val="false"/>
+              </w:rPr>
+              <w:t xml:space="preserve">2026年9月18日</w:t>
+            </w:r>
+          </w:p>
+        </w:tc>
+        <w:tc>
+          <w:tcPr>
+            <w:tcW w:type="dxa" w:w="0"/>
+            <w:tcMar>
+              <w:top w:type="dxa" w:w="60"/>
+              <w:left w:type="dxa" w:w="100"/>
+              <w:bottom w:type="dxa" w:w="60"/>
+              <w:right w:type="dxa" w:w="100"/>
+            </w:tcMar>
+          </w:tcPr>
+          <w:p>
+            <w:pPr>
+              <w:spacing w:after="0" w:line="276"/>
+            </w:pPr>
+            <w:r>
+              <w:rPr>
+                <w:b w:val="false"/>
+                <w:bCs w:val="false"/>
+              </w:rPr>
+              <w:t xml:space="preserve">ログインをメールアドレスからログインIDに変更</w:t>
             </w:r>
           </w:p>
         </w:tc>
